--- a/苏小龙-高级iOS-9年.docx
+++ b/苏小龙-高级iOS-9年.docx
@@ -133,39 +133,34 @@
           <w:rFonts w:ascii="Book Antiqua" w:eastAsia="Book Antiqua"/>
           <w:spacing w:val="-2"/>
         </w:rPr>
-        <w:t>7</w:t>
+        <w:t>9年 iOS 开发经验，熟悉 Swift、Objective-C、UIKit、VIPER/MVC 架构、组件化、性能优化、自动化测试与 CI 流程。长期参与金融、社交语音、B2B 交易、设备检测、音视频等业务的 iOS 应用设计、开发和维护，重视代码质量、稳定性和交付效率。</w:t>
       </w:r>
       <w:r>
         <w:rPr>
           <w:spacing w:val="-2"/>
         </w:rPr>
-        <w:t>年</w:t>
       </w:r>
       <w:r>
         <w:rPr>
           <w:rFonts w:ascii="Book Antiqua" w:eastAsia="Book Antiqua"/>
           <w:spacing w:val="-2"/>
         </w:rPr>
-        <w:t>iOS</w:t>
       </w:r>
       <w:r>
         <w:rPr>
           <w:spacing w:val="-2"/>
         </w:rPr>
-        <w:t>开发经验，致⼒于通过技术更新和团队合作推动产品的发展，始终专注于 </w:t>
       </w:r>
       <w:r>
         <w:rPr>
           <w:rFonts w:ascii="Book Antiqua" w:eastAsia="Book Antiqua"/>
           <w:spacing w:val="-2"/>
         </w:rPr>
-        <w:t>iOS</w:t>
       </w:r>
       <w:r>
         <w:rPr>
           <w:spacing w:val="-2"/>
         </w:rPr>
-        <w:t>应⽤程序的设计、开发和优化，并在学习和探索中不断提升⾃⼰。</w:t>
       </w:r>
     </w:p>
     <w:p>
@@ -385,7 +380,7 @@
           <w:spacing w:val="-1"/>
           <w:sz w:val="21"/>
         </w:rPr>
-        <w:t>参与汇丰的项⽬开发和完成相关功能。</w:t>
+        <w:t>参与汇丰个人银行联系人模块开发，负责功能迭代、代码维护及缺陷修复。</w:t>
       </w:r>
     </w:p>
     <w:p>
@@ -410,7 +405,7 @@
           <w:spacing w:val="-2"/>
           <w:sz w:val="21"/>
         </w:rPr>
-        <w:t>编写单元测试和</w:t>
+        <w:t>编写并维护单元测试、UI 测试和无障碍相关用例，提升核心流程回归覆盖。</w:t>
       </w:r>
       <w:r>
         <w:rPr>
@@ -418,14 +413,12 @@
           <w:spacing w:val="-2"/>
           <w:sz w:val="21"/>
         </w:rPr>
-        <w:t>UI</w:t>
       </w:r>
       <w:r>
         <w:rPr>
           <w:spacing w:val="-2"/>
           <w:sz w:val="21"/>
         </w:rPr>
-        <w:t>测试，发现并修复代码中的</w:t>
       </w:r>
       <w:r>
         <w:rPr>
@@ -433,14 +426,12 @@
           <w:spacing w:val="-2"/>
           <w:sz w:val="21"/>
         </w:rPr>
-        <w:t>bug</w:t>
       </w:r>
       <w:r>
         <w:rPr>
           <w:spacing w:val="-10"/>
           <w:sz w:val="21"/>
         </w:rPr>
-        <w:t>。</w:t>
       </w:r>
     </w:p>
     <w:p>
@@ -519,7 +510,7 @@
           <w:spacing w:val="-1"/>
           <w:sz w:val="21"/>
         </w:rPr>
-        <w:t>协助同事进⾏代码审查和质量控制，确保项⽬达到验收标准。</w:t>
+        <w:t>参与代码审查和质量控制，配合完成验收问题闭环，保障交付质量。</w:t>
       </w:r>
     </w:p>
     <w:p>
@@ -609,7 +600,7 @@
           <w:spacing w:val="-1"/>
           <w:sz w:val="21"/>
         </w:rPr>
-        <w:t>参与产品的设计讨论，制定应⽤的功能和界⾯设计。</w:t>
+        <w:t>参与语音/视频社交产品需求评审和方案讨论，负责 iOS 端功能设计与落地。</w:t>
       </w:r>
     </w:p>
     <w:p>
@@ -634,7 +625,7 @@
           <w:spacing w:val="-1"/>
           <w:sz w:val="21"/>
         </w:rPr>
-        <w:t>实现礼物和表情的动画效果，增加了应⽤的娱乐性和⽤户粘性。</w:t>
+        <w:t>实现礼物、表情等互动动画效果，提升直播间互动体验和用户粘性。</w:t>
       </w:r>
     </w:p>
     <w:p>
@@ -659,7 +650,7 @@
           <w:spacing w:val="-2"/>
           <w:sz w:val="21"/>
         </w:rPr>
-        <w:t>根据设计师提供的</w:t>
+        <w:t>根据 UI 设计稿完成页面开发与适配，保障不同设备上的展示一致性。</w:t>
       </w:r>
       <w:r>
         <w:rPr>
@@ -667,14 +658,12 @@
           <w:spacing w:val="-2"/>
           <w:sz w:val="21"/>
         </w:rPr>
-        <w:t>UI</w:t>
       </w:r>
       <w:r>
         <w:rPr>
           <w:spacing w:val="-3"/>
           <w:sz w:val="21"/>
         </w:rPr>
-        <w:t>设计，开发应⽤程序的⽤户界⾯。</w:t>
       </w:r>
     </w:p>
     <w:p>
@@ -763,7 +752,7 @@
           <w:spacing w:val="-1"/>
           <w:sz w:val="21"/>
         </w:rPr>
-        <w:t>参与多个产品的全周期开发和维护⼯作。</w:t>
+        <w:t>参与 B2B 交易协同产品的全周期开发、迭代和线上维护。</w:t>
       </w:r>
     </w:p>
     <w:p>
@@ -788,7 +777,7 @@
           <w:spacing w:val="-1"/>
           <w:sz w:val="21"/>
         </w:rPr>
-        <w:t>根据研发产品需求按规定时间完成功能迭代。</w:t>
+        <w:t>按产品需求完成商品、订单、支付等业务功能迭代，配合版本按期交付。</w:t>
       </w:r>
     </w:p>
     <w:p>
@@ -813,7 +802,7 @@
           <w:spacing w:val="-1"/>
           <w:sz w:val="21"/>
         </w:rPr>
-        <w:t>设计并实现了⽤户数据的本地加密存储⽅案，增强了应⽤的安全性。</w:t>
+        <w:t>设计并实现用户数据本地加密存储方案，提升业务数据安全性。</w:t>
       </w:r>
     </w:p>
     <w:p>
@@ -902,21 +891,19 @@
         <w:rPr>
           <w:sz w:val="21"/>
         </w:rPr>
-        <w:t>负责公司</w:t>
+        <w:t>负责公司 iOS 端应用开发与维护，覆盖功能开发、问题定位和版本发布。</w:t>
       </w:r>
       <w:r>
         <w:rPr>
           <w:rFonts w:ascii="Book Antiqua" w:hAnsi="Book Antiqua" w:eastAsia="Book Antiqua"/>
           <w:sz w:val="21"/>
         </w:rPr>
-        <w:t>iOS</w:t>
       </w:r>
       <w:r>
         <w:rPr>
           <w:spacing w:val="-1"/>
           <w:sz w:val="21"/>
         </w:rPr>
-        <w:t>端应⽤的开发和维护。</w:t>
       </w:r>
     </w:p>
     <w:p>
@@ -940,21 +927,19 @@
         <w:rPr>
           <w:sz w:val="21"/>
         </w:rPr>
-        <w:t>实施了多线程技术，提⾼了数据处理效率，应⽤整体性能提升了</w:t>
+        <w:t>引入多线程处理方案优化数据处理流程，应用整体性能提升 25%。</w:t>
       </w:r>
       <w:r>
         <w:rPr>
           <w:rFonts w:ascii="Book Antiqua" w:hAnsi="Book Antiqua" w:eastAsia="Book Antiqua"/>
           <w:sz w:val="21"/>
         </w:rPr>
-        <w:t>25%</w:t>
       </w:r>
       <w:r>
         <w:rPr>
           <w:spacing w:val="-10"/>
           <w:sz w:val="21"/>
         </w:rPr>
-        <w:t>。</w:t>
       </w:r>
     </w:p>
     <w:p>
@@ -979,7 +964,7 @@
           <w:spacing w:val="-1"/>
           <w:sz w:val="21"/>
         </w:rPr>
-        <w:t>针对不同型号⼿机的尺⼨，完成适配和兼容性测试。</w:t>
+        <w:t>完成多机型屏幕适配和兼容性测试，降低设备差异导致的 UI 问题。</w:t>
       </w:r>
     </w:p>
     <w:p>
@@ -1068,7 +1053,7 @@
           <w:spacing w:val="-1"/>
           <w:sz w:val="21"/>
         </w:rPr>
-        <w:t>维护和升级公司现有产品，快速定位并修复软件缺陷。</w:t>
+        <w:t>维护和升级既有产品，快速定位并修复线上和测试阶段的软件缺陷。</w:t>
       </w:r>
     </w:p>
     <w:p>
@@ -1093,7 +1078,7 @@
           <w:spacing w:val="-1"/>
           <w:sz w:val="21"/>
         </w:rPr>
-        <w:t>根据产品的需求进⾏相关功能的开发，撰写开发指引⽂档。</w:t>
+        <w:t>根据产品需求完成核心功能开发，沉淀开发指引和维护文档。</w:t>
       </w:r>
     </w:p>
     <w:p>
@@ -1118,7 +1103,7 @@
           <w:spacing w:val="-1"/>
           <w:sz w:val="21"/>
         </w:rPr>
-        <w:t>定期组织代码评审和技术分享会，提升团队整体技术⽔平和协作效率。</w:t>
+        <w:t>组织代码评审和技术分享，提升团队协作效率和代码可维护性。</w:t>
       </w:r>
     </w:p>
     <w:p>
@@ -10708,7 +10693,7 @@
         <w:rPr>
           <w:spacing w:val="-2"/>
         </w:rPr>
-        <w:t>简介：汇丰个⼈银⾏的联系⼈模块是⼀个关键组件，旨在为⽤户提供⼀个便捷的界⾯来修改他们的通讯信息，如⼿机号、邮箱和地址等。使⽤户可以轻松地更新他们的个⼈信息，确保银⾏记录的⽤户信息始终准确。</w:t>
+        <w:t>简介：汇丰个人银行联系人模块，支持用户修改手机号、邮箱、地址等通讯信息，保障银行侧客户资料准确、可维护。</w:t>
       </w:r>
     </w:p>
     <w:p>
@@ -10722,41 +10707,7 @@
       </w:pPr>
       <w:r>
         <w:rPr/>
-        <w:drawing>
-          <wp:inline distT="0" distB="0" distL="0" distR="0">
-            <wp:extent cx="397902" cy="128044"/>
-            <wp:effectExtent l="0" t="0" r="0" b="0"/>
-            <wp:docPr id="67" name="Image 67"/>
-            <wp:cNvGraphicFramePr>
-              <a:graphicFrameLocks/>
-            </wp:cNvGraphicFramePr>
-            <a:graphic>
-              <a:graphicData uri="http://schemas.openxmlformats.org/drawingml/2006/picture">
-                <pic:pic>
-                  <pic:nvPicPr>
-                    <pic:cNvPr id="67" name="Image 67"/>
-                    <pic:cNvPicPr/>
-                  </pic:nvPicPr>
-                  <pic:blipFill>
-                    <a:blip r:embed="rId36" cstate="print"/>
-                    <a:stretch>
-                      <a:fillRect/>
-                    </a:stretch>
-                  </pic:blipFill>
-                  <pic:spPr>
-                    <a:xfrm>
-                      <a:off x="0" y="0"/>
-                      <a:ext cx="397902" cy="128044"/>
-                    </a:xfrm>
-                    <a:prstGeom prst="rect">
-                      <a:avLst/>
-                    </a:prstGeom>
-                  </pic:spPr>
-                </pic:pic>
-              </a:graphicData>
-            </a:graphic>
-          </wp:inline>
-        </w:drawing>
+        <w:t>技术栈：Swift, VIPER, Jenkins, Unit Test, UI Test, Accessibility, Tealium, Localized String</w:t>
       </w:r>
       <w:r>
         <w:rPr/>
@@ -10766,7 +10717,6 @@
           <w:w w:val="105"/>
           <w:position w:val="2"/>
         </w:rPr>
-        <w:t>：</w:t>
       </w:r>
       <w:r>
         <w:rPr>
@@ -10774,7 +10724,6 @@
           <w:w w:val="105"/>
           <w:position w:val="2"/>
         </w:rPr>
-        <w:t> </w:t>
       </w:r>
       <w:r>
         <w:rPr>
@@ -10782,7 +10731,6 @@
           <w:w w:val="105"/>
           <w:position w:val="2"/>
         </w:rPr>
-        <w:t>Swift,</w:t>
       </w:r>
       <w:r>
         <w:rPr>
@@ -10791,7 +10739,6 @@
           <w:w w:val="105"/>
           <w:position w:val="2"/>
         </w:rPr>
-        <w:t> </w:t>
       </w:r>
       <w:r>
         <w:rPr>
@@ -10799,7 +10746,6 @@
           <w:w w:val="105"/>
           <w:position w:val="2"/>
         </w:rPr>
-        <w:t>VIPER,</w:t>
       </w:r>
       <w:r>
         <w:rPr>
@@ -10808,7 +10754,6 @@
           <w:w w:val="105"/>
           <w:position w:val="2"/>
         </w:rPr>
-        <w:t> </w:t>
       </w:r>
       <w:r>
         <w:rPr>
@@ -10816,7 +10761,6 @@
           <w:w w:val="105"/>
           <w:position w:val="2"/>
         </w:rPr>
-        <w:t>Jenkins,</w:t>
       </w:r>
       <w:r>
         <w:rPr>
@@ -10825,7 +10769,6 @@
           <w:w w:val="105"/>
           <w:position w:val="2"/>
         </w:rPr>
-        <w:t> </w:t>
       </w:r>
       <w:r>
         <w:rPr>
@@ -10833,7 +10776,6 @@
           <w:w w:val="105"/>
           <w:position w:val="2"/>
         </w:rPr>
-        <w:t>Unit</w:t>
       </w:r>
       <w:r>
         <w:rPr>
@@ -10842,7 +10784,6 @@
           <w:w w:val="105"/>
           <w:position w:val="2"/>
         </w:rPr>
-        <w:t> </w:t>
       </w:r>
       <w:r>
         <w:rPr>
@@ -10850,7 +10791,6 @@
           <w:w w:val="105"/>
           <w:position w:val="2"/>
         </w:rPr>
-        <w:t>Test,</w:t>
       </w:r>
       <w:r>
         <w:rPr>
@@ -10859,7 +10799,6 @@
           <w:w w:val="105"/>
           <w:position w:val="2"/>
         </w:rPr>
-        <w:t> </w:t>
       </w:r>
       <w:r>
         <w:rPr>
@@ -10867,7 +10806,6 @@
           <w:w w:val="105"/>
           <w:position w:val="2"/>
         </w:rPr>
-        <w:t>UI</w:t>
       </w:r>
       <w:r>
         <w:rPr>
@@ -10876,7 +10814,6 @@
           <w:w w:val="105"/>
           <w:position w:val="2"/>
         </w:rPr>
-        <w:t> </w:t>
       </w:r>
       <w:r>
         <w:rPr>
@@ -10884,7 +10821,6 @@
           <w:w w:val="105"/>
           <w:position w:val="2"/>
         </w:rPr>
-        <w:t>Test,</w:t>
       </w:r>
       <w:r>
         <w:rPr>
@@ -10893,7 +10829,6 @@
           <w:w w:val="105"/>
           <w:position w:val="2"/>
         </w:rPr>
-        <w:t> </w:t>
       </w:r>
       <w:r>
         <w:rPr>
@@ -10901,7 +10836,6 @@
           <w:w w:val="105"/>
           <w:position w:val="2"/>
         </w:rPr>
-        <w:t>Accessibility,</w:t>
       </w:r>
       <w:r>
         <w:rPr>
@@ -10910,7 +10844,6 @@
           <w:w w:val="105"/>
           <w:position w:val="2"/>
         </w:rPr>
-        <w:t> </w:t>
       </w:r>
       <w:r>
         <w:rPr>
@@ -10918,7 +10851,6 @@
           <w:w w:val="105"/>
           <w:position w:val="2"/>
         </w:rPr>
-        <w:t>Tealium</w:t>
       </w:r>
       <w:r>
         <w:rPr>
@@ -10926,7 +10858,6 @@
           <w:w w:val="105"/>
           <w:position w:val="2"/>
         </w:rPr>
-        <w:t>,</w:t>
       </w:r>
       <w:r>
         <w:rPr>
@@ -10934,14 +10865,12 @@
           <w:w w:val="105"/>
           <w:position w:val="2"/>
         </w:rPr>
-        <w:t> </w:t>
       </w:r>
       <w:r>
         <w:rPr>
           <w:rFonts w:ascii="Book Antiqua" w:eastAsia="Book Antiqua"/>
           <w:w w:val="105"/>
         </w:rPr>
-        <w:t>Localized String</w:t>
       </w:r>
     </w:p>
     <w:p>
@@ -10957,56 +10886,13 @@
         <w:rPr>
           <w:sz w:val="21"/>
         </w:rPr>
-        <w:drawing>
-          <wp:anchor distT="0" distB="0" distL="0" distR="0" allowOverlap="1" layoutInCell="1" locked="0" behindDoc="0" simplePos="0" relativeHeight="15734784">
-            <wp:simplePos x="0" y="0"/>
-            <wp:positionH relativeFrom="page">
-              <wp:posOffset>2696584</wp:posOffset>
-            </wp:positionH>
-            <wp:positionV relativeFrom="paragraph">
-              <wp:posOffset>109884</wp:posOffset>
-            </wp:positionV>
-            <wp:extent cx="664273" cy="128873"/>
-            <wp:effectExtent l="0" t="0" r="0" b="0"/>
-            <wp:wrapNone/>
-            <wp:docPr id="68" name="Image 68"/>
-            <wp:cNvGraphicFramePr>
-              <a:graphicFrameLocks/>
-            </wp:cNvGraphicFramePr>
-            <a:graphic>
-              <a:graphicData uri="http://schemas.openxmlformats.org/drawingml/2006/picture">
-                <pic:pic>
-                  <pic:nvPicPr>
-                    <pic:cNvPr id="68" name="Image 68"/>
-                    <pic:cNvPicPr/>
-                  </pic:nvPicPr>
-                  <pic:blipFill>
-                    <a:blip r:embed="rId37" cstate="print"/>
-                    <a:stretch>
-                      <a:fillRect/>
-                    </a:stretch>
-                  </pic:blipFill>
-                  <pic:spPr>
-                    <a:xfrm>
-                      <a:off x="0" y="0"/>
-                      <a:ext cx="664273" cy="128873"/>
-                    </a:xfrm>
-                    <a:prstGeom prst="rect">
-                      <a:avLst/>
-                    </a:prstGeom>
-                  </pic:spPr>
-                </pic:pic>
-              </a:graphicData>
-            </a:graphic>
-          </wp:anchor>
-        </w:drawing>
+        <w:t>职责：</w:t>
       </w:r>
       <w:r>
         <w:rPr>
           <w:spacing w:val="-10"/>
           <w:sz w:val="21"/>
         </w:rPr>
-        <w:t>：</w:t>
       </w:r>
     </w:p>
     <w:p>
@@ -11030,21 +10916,19 @@
         <w:rPr>
           <w:sz w:val="21"/>
         </w:rPr>
-        <w:t>负责代码维护、功能添加和</w:t>
+        <w:t>负责联系人模块代码维护、功能迭代和 Bug 修复。</w:t>
       </w:r>
       <w:r>
         <w:rPr>
           <w:rFonts w:ascii="Book Antiqua" w:hAnsi="Book Antiqua" w:eastAsia="Book Antiqua"/>
           <w:sz w:val="21"/>
         </w:rPr>
-        <w:t>Bug</w:t>
       </w:r>
       <w:r>
         <w:rPr>
           <w:spacing w:val="-4"/>
           <w:sz w:val="21"/>
         </w:rPr>
-        <w:t>修复。</w:t>
       </w:r>
     </w:p>
     <w:p>
@@ -11069,7 +10953,7 @@
           <w:spacing w:val="-1"/>
           <w:sz w:val="21"/>
         </w:rPr>
-        <w:t>实现并更新⼿机号和邮箱的输⼊验证规则。</w:t>
+        <w:t>实现并更新手机号、邮箱、地址等字段的输入校验规则。</w:t>
       </w:r>
     </w:p>
     <w:p>
@@ -11094,7 +10978,7 @@
           <w:spacing w:val="-1"/>
           <w:sz w:val="21"/>
         </w:rPr>
-        <w:t>处理国际化字符串，确保多语⾔环境下的应⽤可⽤性。</w:t>
+        <w:t>处理国际化文案、无障碍和埋点相关适配，保障多语言环境可用性。</w:t>
       </w:r>
     </w:p>
     <w:p>
@@ -11122,7 +11006,7 @@
         <w:rPr>
           <w:spacing w:val="-2"/>
         </w:rPr>
-        <w:t>简介：⼀个在线多⼈的语⾳聊天平台，也包含⼀对⼀视频聊天，以趣味⽅式让更多⼈结识好友，找到知⼰。</w:t>
+        <w:t>简介：在线多人语音聊天平台，支持一对一视频聊天和多人直播间互动，以趣味化互动帮助用户建立社交关系。</w:t>
       </w:r>
     </w:p>
     <w:p>
@@ -11138,41 +11022,7 @@
       </w:pPr>
       <w:r>
         <w:rPr/>
-        <w:drawing>
-          <wp:inline distT="0" distB="0" distL="0" distR="0">
-            <wp:extent cx="395392" cy="128111"/>
-            <wp:effectExtent l="0" t="0" r="0" b="0"/>
-            <wp:docPr id="69" name="Image 69"/>
-            <wp:cNvGraphicFramePr>
-              <a:graphicFrameLocks/>
-            </wp:cNvGraphicFramePr>
-            <a:graphic>
-              <a:graphicData uri="http://schemas.openxmlformats.org/drawingml/2006/picture">
-                <pic:pic>
-                  <pic:nvPicPr>
-                    <pic:cNvPr id="69" name="Image 69"/>
-                    <pic:cNvPicPr/>
-                  </pic:nvPicPr>
-                  <pic:blipFill>
-                    <a:blip r:embed="rId38" cstate="print"/>
-                    <a:stretch>
-                      <a:fillRect/>
-                    </a:stretch>
-                  </pic:blipFill>
-                  <pic:spPr>
-                    <a:xfrm>
-                      <a:off x="0" y="0"/>
-                      <a:ext cx="395392" cy="128111"/>
-                    </a:xfrm>
-                    <a:prstGeom prst="rect">
-                      <a:avLst/>
-                    </a:prstGeom>
-                  </pic:spPr>
-                </pic:pic>
-              </a:graphicData>
-            </a:graphic>
-          </wp:inline>
-        </w:drawing>
+        <w:t>技术栈：Objective-C, SDWebImage, Bugly, Agora</w:t>
       </w:r>
       <w:r>
         <w:rPr/>
@@ -11181,21 +11031,18 @@
         <w:rPr>
           <w:position w:val="2"/>
         </w:rPr>
-        <w:t>：</w:t>
       </w:r>
       <w:r>
         <w:rPr>
           <w:spacing w:val="11"/>
           <w:position w:val="2"/>
         </w:rPr>
-        <w:t> </w:t>
       </w:r>
       <w:r>
         <w:rPr>
           <w:rFonts w:ascii="Book Antiqua" w:eastAsia="Book Antiqua"/>
           <w:position w:val="2"/>
         </w:rPr>
-        <w:t>Objective-C,</w:t>
       </w:r>
       <w:r>
         <w:rPr>
@@ -11203,14 +11050,12 @@
           <w:spacing w:val="12"/>
           <w:position w:val="2"/>
         </w:rPr>
-        <w:t> </w:t>
       </w:r>
       <w:r>
         <w:rPr>
           <w:rFonts w:ascii="Book Antiqua" w:eastAsia="Book Antiqua"/>
           <w:position w:val="2"/>
         </w:rPr>
-        <w:t>SDWebImage,</w:t>
       </w:r>
       <w:r>
         <w:rPr>
@@ -11218,14 +11063,12 @@
           <w:spacing w:val="12"/>
           <w:position w:val="2"/>
         </w:rPr>
-        <w:t> </w:t>
       </w:r>
       <w:r>
         <w:rPr>
           <w:rFonts w:ascii="Book Antiqua" w:eastAsia="Book Antiqua"/>
           <w:position w:val="2"/>
         </w:rPr>
-        <w:t>Bugly,</w:t>
       </w:r>
       <w:r>
         <w:rPr>
@@ -11233,7 +11076,6 @@
           <w:spacing w:val="11"/>
           <w:position w:val="2"/>
         </w:rPr>
-        <w:t> </w:t>
       </w:r>
       <w:r>
         <w:rPr>
@@ -11241,7 +11083,6 @@
           <w:spacing w:val="-4"/>
           <w:position w:val="2"/>
         </w:rPr>
-        <w:t>Agora</w:t>
       </w:r>
     </w:p>
     <w:p>
@@ -11257,56 +11098,13 @@
         <w:rPr>
           <w:sz w:val="21"/>
         </w:rPr>
-        <w:drawing>
-          <wp:anchor distT="0" distB="0" distL="0" distR="0" allowOverlap="1" layoutInCell="1" locked="0" behindDoc="0" simplePos="0" relativeHeight="15735296">
-            <wp:simplePos x="0" y="0"/>
-            <wp:positionH relativeFrom="page">
-              <wp:posOffset>2696584</wp:posOffset>
-            </wp:positionH>
-            <wp:positionV relativeFrom="paragraph">
-              <wp:posOffset>83947</wp:posOffset>
-            </wp:positionV>
-            <wp:extent cx="664273" cy="128873"/>
-            <wp:effectExtent l="0" t="0" r="0" b="0"/>
-            <wp:wrapNone/>
-            <wp:docPr id="70" name="Image 70"/>
-            <wp:cNvGraphicFramePr>
-              <a:graphicFrameLocks/>
-            </wp:cNvGraphicFramePr>
-            <a:graphic>
-              <a:graphicData uri="http://schemas.openxmlformats.org/drawingml/2006/picture">
-                <pic:pic>
-                  <pic:nvPicPr>
-                    <pic:cNvPr id="70" name="Image 70"/>
-                    <pic:cNvPicPr/>
-                  </pic:nvPicPr>
-                  <pic:blipFill>
-                    <a:blip r:embed="rId39" cstate="print"/>
-                    <a:stretch>
-                      <a:fillRect/>
-                    </a:stretch>
-                  </pic:blipFill>
-                  <pic:spPr>
-                    <a:xfrm>
-                      <a:off x="0" y="0"/>
-                      <a:ext cx="664273" cy="128873"/>
-                    </a:xfrm>
-                    <a:prstGeom prst="rect">
-                      <a:avLst/>
-                    </a:prstGeom>
-                  </pic:spPr>
-                </pic:pic>
-              </a:graphicData>
-            </a:graphic>
-          </wp:anchor>
-        </w:drawing>
+        <w:t>职责：</w:t>
       </w:r>
       <w:r>
         <w:rPr>
           <w:spacing w:val="-10"/>
           <w:sz w:val="21"/>
         </w:rPr>
-        <w:t>：</w:t>
       </w:r>
     </w:p>
     <w:p>
@@ -11331,7 +11129,7 @@
           <w:spacing w:val="-1"/>
           <w:sz w:val="21"/>
         </w:rPr>
-        <w:t>接⼊微信和⼿机号⼀键等第三⽅登录。</w:t>
+        <w:t>接入微信登录和手机号一键登录，完善账号登录链路。</w:t>
       </w:r>
     </w:p>
     <w:p>
@@ -11356,7 +11154,7 @@
           <w:spacing w:val="-1"/>
           <w:sz w:val="21"/>
         </w:rPr>
-        <w:t>单⼈语⾳视频聊天和多⼈直播间互动。</w:t>
+        <w:t>实现单人语音/视频聊天和多人直播间互动能力。</w:t>
       </w:r>
     </w:p>
     <w:p>
@@ -11381,7 +11179,7 @@
           <w:spacing w:val="-1"/>
           <w:sz w:val="21"/>
         </w:rPr>
-        <w:t>实现礼物和表情的动画效果。</w:t>
+        <w:t>实现礼物、表情等动画互动，配合 Bugly 跟踪并修复稳定性问题。</w:t>
       </w:r>
     </w:p>
     <w:p>
@@ -11398,1079 +11196,18 @@
         <w:rPr>
           <w:position w:val="2"/>
         </w:rPr>
-        <mc:AlternateContent>
-          <mc:Choice Requires="wps">
-            <w:drawing>
-              <wp:anchor distT="0" distB="0" distL="0" distR="0" allowOverlap="1" layoutInCell="1" locked="0" behindDoc="0" simplePos="0" relativeHeight="15735808">
-                <wp:simplePos x="0" y="0"/>
-                <wp:positionH relativeFrom="page">
-                  <wp:posOffset>2694698</wp:posOffset>
-                </wp:positionH>
-                <wp:positionV relativeFrom="paragraph">
-                  <wp:posOffset>176277</wp:posOffset>
-                </wp:positionV>
-                <wp:extent cx="393700" cy="129539"/>
-                <wp:effectExtent l="0" t="0" r="0" b="0"/>
-                <wp:wrapNone/>
-                <wp:docPr id="71" name="Graphic 71"/>
-                <wp:cNvGraphicFramePr>
-                  <a:graphicFrameLocks/>
-                </wp:cNvGraphicFramePr>
-                <a:graphic>
-                  <a:graphicData uri="http://schemas.microsoft.com/office/word/2010/wordprocessingShape">
-                    <wps:wsp>
-                      <wps:cNvPr id="71" name="Graphic 71"/>
-                      <wps:cNvSpPr/>
-                      <wps:spPr>
-                        <a:xfrm>
-                          <a:off x="0" y="0"/>
-                          <a:ext cx="393700" cy="129539"/>
-                        </a:xfrm>
-                        <a:custGeom>
-                          <a:avLst/>
-                          <a:gdLst/>
-                          <a:ahLst/>
-                          <a:cxnLst/>
-                          <a:rect l="l" t="t" r="r" b="b"/>
-                          <a:pathLst>
-                            <a:path w="393700" h="129539">
-                              <a:moveTo>
-                                <a:pt x="12115" y="43053"/>
-                              </a:moveTo>
-                              <a:lnTo>
-                                <a:pt x="9277" y="39528"/>
-                              </a:lnTo>
-                              <a:lnTo>
-                                <a:pt x="5991" y="36195"/>
-                              </a:lnTo>
-                              <a:lnTo>
-                                <a:pt x="0" y="32004"/>
-                              </a:lnTo>
-                              <a:lnTo>
-                                <a:pt x="13149" y="25141"/>
-                              </a:lnTo>
-                              <a:lnTo>
-                                <a:pt x="24668" y="17537"/>
-                              </a:lnTo>
-                              <a:lnTo>
-                                <a:pt x="34564" y="9166"/>
-                              </a:lnTo>
-                              <a:lnTo>
-                                <a:pt x="42843" y="0"/>
-                              </a:lnTo>
-                              <a:lnTo>
-                                <a:pt x="57302" y="5334"/>
-                              </a:lnTo>
-                              <a:lnTo>
-                                <a:pt x="51501" y="12954"/>
-                              </a:lnTo>
-                              <a:lnTo>
-                                <a:pt x="46910" y="17716"/>
-                              </a:lnTo>
-                              <a:lnTo>
-                                <a:pt x="43072" y="21145"/>
-                              </a:lnTo>
-                              <a:lnTo>
-                                <a:pt x="43072" y="33623"/>
-                              </a:lnTo>
-                              <a:lnTo>
-                                <a:pt x="27670" y="33623"/>
-                              </a:lnTo>
-                              <a:lnTo>
-                                <a:pt x="26174" y="34766"/>
-                              </a:lnTo>
-                              <a:lnTo>
-                                <a:pt x="20021" y="38766"/>
-                              </a:lnTo>
-                              <a:lnTo>
-                                <a:pt x="12115" y="43053"/>
-                              </a:lnTo>
-                              <a:close/>
-                            </a:path>
-                            <a:path w="393700" h="129539">
-                              <a:moveTo>
-                                <a:pt x="50139" y="38766"/>
-                              </a:moveTo>
-                              <a:lnTo>
-                                <a:pt x="49339" y="34766"/>
-                              </a:lnTo>
-                              <a:lnTo>
-                                <a:pt x="49263" y="34385"/>
-                              </a:lnTo>
-                              <a:lnTo>
-                                <a:pt x="48120" y="31623"/>
-                              </a:lnTo>
-                              <a:lnTo>
-                                <a:pt x="44996" y="26384"/>
-                              </a:lnTo>
-                              <a:lnTo>
-                                <a:pt x="62122" y="22955"/>
-                              </a:lnTo>
-                              <a:lnTo>
-                                <a:pt x="66608" y="21907"/>
-                              </a:lnTo>
-                              <a:lnTo>
-                                <a:pt x="66608" y="1714"/>
-                              </a:lnTo>
-                              <a:lnTo>
-                                <a:pt x="81876" y="1714"/>
-                              </a:lnTo>
-                              <a:lnTo>
-                                <a:pt x="81876" y="17907"/>
-                              </a:lnTo>
-                              <a:lnTo>
-                                <a:pt x="122603" y="17907"/>
-                              </a:lnTo>
-                              <a:lnTo>
-                                <a:pt x="115738" y="21145"/>
-                              </a:lnTo>
-                              <a:lnTo>
-                                <a:pt x="104214" y="25598"/>
-                              </a:lnTo>
-                              <a:lnTo>
-                                <a:pt x="92895" y="29167"/>
-                              </a:lnTo>
-                              <a:lnTo>
-                                <a:pt x="81876" y="32004"/>
-                              </a:lnTo>
-                              <a:lnTo>
-                                <a:pt x="81828" y="35623"/>
-                              </a:lnTo>
-                              <a:lnTo>
-                                <a:pt x="66608" y="35623"/>
-                              </a:lnTo>
-                              <a:lnTo>
-                                <a:pt x="58435" y="37242"/>
-                              </a:lnTo>
-                              <a:lnTo>
-                                <a:pt x="50139" y="38766"/>
-                              </a:lnTo>
-                              <a:close/>
-                            </a:path>
-                            <a:path w="393700" h="129539">
-                              <a:moveTo>
-                                <a:pt x="122603" y="17907"/>
-                              </a:moveTo>
-                              <a:lnTo>
-                                <a:pt x="81876" y="17907"/>
-                              </a:lnTo>
-                              <a:lnTo>
-                                <a:pt x="90324" y="15461"/>
-                              </a:lnTo>
-                              <a:lnTo>
-                                <a:pt x="99154" y="12418"/>
-                              </a:lnTo>
-                              <a:lnTo>
-                                <a:pt x="107917" y="8785"/>
-                              </a:lnTo>
-                              <a:lnTo>
-                                <a:pt x="116166" y="4572"/>
-                              </a:lnTo>
-                              <a:lnTo>
-                                <a:pt x="126844" y="15906"/>
-                              </a:lnTo>
-                              <a:lnTo>
-                                <a:pt x="122603" y="17907"/>
-                              </a:lnTo>
-                              <a:close/>
-                            </a:path>
-                            <a:path w="393700" h="129539">
-                              <a:moveTo>
-                                <a:pt x="126725" y="41243"/>
-                              </a:moveTo>
-                              <a:lnTo>
-                                <a:pt x="81753" y="41243"/>
-                              </a:lnTo>
-                              <a:lnTo>
-                                <a:pt x="81760" y="40671"/>
-                              </a:lnTo>
-                              <a:lnTo>
-                                <a:pt x="113199" y="40671"/>
-                              </a:lnTo>
-                              <a:lnTo>
-                                <a:pt x="113249" y="39528"/>
-                              </a:lnTo>
-                              <a:lnTo>
-                                <a:pt x="113350" y="37242"/>
-                              </a:lnTo>
-                              <a:lnTo>
-                                <a:pt x="113460" y="34766"/>
-                              </a:lnTo>
-                              <a:lnTo>
-                                <a:pt x="113582" y="32004"/>
-                              </a:lnTo>
-                              <a:lnTo>
-                                <a:pt x="113707" y="29167"/>
-                              </a:lnTo>
-                              <a:lnTo>
-                                <a:pt x="113830" y="26384"/>
-                              </a:lnTo>
-                              <a:lnTo>
-                                <a:pt x="113919" y="24384"/>
-                              </a:lnTo>
-                              <a:lnTo>
-                                <a:pt x="119938" y="28956"/>
-                              </a:lnTo>
-                              <a:lnTo>
-                                <a:pt x="123320" y="30194"/>
-                              </a:lnTo>
-                              <a:lnTo>
-                                <a:pt x="128177" y="31146"/>
-                              </a:lnTo>
-                              <a:lnTo>
-                                <a:pt x="126807" y="40671"/>
-                              </a:lnTo>
-                              <a:lnTo>
-                                <a:pt x="126725" y="41243"/>
-                              </a:lnTo>
-                              <a:close/>
-                            </a:path>
-                            <a:path w="393700" h="129539">
-                              <a:moveTo>
-                                <a:pt x="43072" y="57435"/>
-                              </a:moveTo>
-                              <a:lnTo>
-                                <a:pt x="27670" y="57435"/>
-                              </a:lnTo>
-                              <a:lnTo>
-                                <a:pt x="27670" y="33623"/>
-                              </a:lnTo>
-                              <a:lnTo>
-                                <a:pt x="43072" y="33623"/>
-                              </a:lnTo>
-                              <a:lnTo>
-                                <a:pt x="43072" y="57435"/>
-                              </a:lnTo>
-                              <a:close/>
-                            </a:path>
-                            <a:path w="393700" h="129539">
-                              <a:moveTo>
-                                <a:pt x="110461" y="54673"/>
-                              </a:moveTo>
-                              <a:lnTo>
-                                <a:pt x="71913" y="54673"/>
-                              </a:lnTo>
-                              <a:lnTo>
-                                <a:pt x="66608" y="50673"/>
-                              </a:lnTo>
-                              <a:lnTo>
-                                <a:pt x="66608" y="35623"/>
-                              </a:lnTo>
-                              <a:lnTo>
-                                <a:pt x="81828" y="35623"/>
-                              </a:lnTo>
-                              <a:lnTo>
-                                <a:pt x="81760" y="40671"/>
-                              </a:lnTo>
-                              <a:lnTo>
-                                <a:pt x="81133" y="40671"/>
-                              </a:lnTo>
-                              <a:lnTo>
-                                <a:pt x="81753" y="41243"/>
-                              </a:lnTo>
-                              <a:lnTo>
-                                <a:pt x="126725" y="41243"/>
-                              </a:lnTo>
-                              <a:lnTo>
-                                <a:pt x="126556" y="42417"/>
-                              </a:lnTo>
-                              <a:lnTo>
-                                <a:pt x="123334" y="49660"/>
-                              </a:lnTo>
-                              <a:lnTo>
-                                <a:pt x="118105" y="53529"/>
-                              </a:lnTo>
-                              <a:lnTo>
-                                <a:pt x="110461" y="54673"/>
-                              </a:lnTo>
-                              <a:close/>
-                            </a:path>
-                            <a:path w="393700" h="129539">
-                              <a:moveTo>
-                                <a:pt x="81753" y="41243"/>
-                              </a:moveTo>
-                              <a:lnTo>
-                                <a:pt x="81133" y="40671"/>
-                              </a:lnTo>
-                              <a:lnTo>
-                                <a:pt x="81760" y="40671"/>
-                              </a:lnTo>
-                              <a:lnTo>
-                                <a:pt x="81753" y="41243"/>
-                              </a:lnTo>
-                              <a:close/>
-                            </a:path>
-                            <a:path w="393700" h="129539">
-                              <a:moveTo>
-                                <a:pt x="38547" y="104679"/>
-                              </a:moveTo>
-                              <a:lnTo>
-                                <a:pt x="23021" y="104679"/>
-                              </a:lnTo>
-                              <a:lnTo>
-                                <a:pt x="23021" y="57150"/>
-                              </a:lnTo>
-                              <a:lnTo>
-                                <a:pt x="27670" y="57150"/>
-                              </a:lnTo>
-                              <a:lnTo>
-                                <a:pt x="27670" y="57435"/>
-                              </a:lnTo>
-                              <a:lnTo>
-                                <a:pt x="111766" y="57435"/>
-                              </a:lnTo>
-                              <a:lnTo>
-                                <a:pt x="111766" y="71723"/>
-                              </a:lnTo>
-                              <a:lnTo>
-                                <a:pt x="58340" y="71723"/>
-                              </a:lnTo>
-                              <a:lnTo>
-                                <a:pt x="58340" y="71913"/>
-                              </a:lnTo>
-                              <a:lnTo>
-                                <a:pt x="38547" y="71913"/>
-                              </a:lnTo>
-                              <a:lnTo>
-                                <a:pt x="38547" y="104679"/>
-                              </a:lnTo>
-                              <a:close/>
-                            </a:path>
-                            <a:path w="393700" h="129539">
-                              <a:moveTo>
-                                <a:pt x="111766" y="57435"/>
-                              </a:moveTo>
-                              <a:lnTo>
-                                <a:pt x="43072" y="57435"/>
-                              </a:lnTo>
-                              <a:lnTo>
-                                <a:pt x="43072" y="57150"/>
-                              </a:lnTo>
-                              <a:lnTo>
-                                <a:pt x="111766" y="57150"/>
-                              </a:lnTo>
-                              <a:lnTo>
-                                <a:pt x="111766" y="57435"/>
-                              </a:lnTo>
-                              <a:close/>
-                            </a:path>
-                            <a:path w="393700" h="129539">
-                              <a:moveTo>
-                                <a:pt x="13287" y="128682"/>
-                              </a:moveTo>
-                              <a:lnTo>
-                                <a:pt x="11525" y="124968"/>
-                              </a:lnTo>
-                              <a:lnTo>
-                                <a:pt x="8953" y="121634"/>
-                              </a:lnTo>
-                              <a:lnTo>
-                                <a:pt x="2543" y="116014"/>
-                              </a:lnTo>
-                              <a:lnTo>
-                                <a:pt x="33844" y="108573"/>
-                              </a:lnTo>
-                              <a:lnTo>
-                                <a:pt x="33618" y="108573"/>
-                              </a:lnTo>
-                              <a:lnTo>
-                                <a:pt x="50097" y="101024"/>
-                              </a:lnTo>
-                              <a:lnTo>
-                                <a:pt x="56993" y="93310"/>
-                              </a:lnTo>
-                              <a:lnTo>
-                                <a:pt x="58289" y="86106"/>
-                              </a:lnTo>
-                              <a:lnTo>
-                                <a:pt x="58340" y="71723"/>
-                              </a:lnTo>
-                              <a:lnTo>
-                                <a:pt x="74161" y="71723"/>
-                              </a:lnTo>
-                              <a:lnTo>
-                                <a:pt x="74161" y="86106"/>
-                              </a:lnTo>
-                              <a:lnTo>
-                                <a:pt x="72221" y="97085"/>
-                              </a:lnTo>
-                              <a:lnTo>
-                                <a:pt x="63916" y="108573"/>
-                              </a:lnTo>
-                              <a:lnTo>
-                                <a:pt x="45514" y="119471"/>
-                              </a:lnTo>
-                              <a:lnTo>
-                                <a:pt x="13287" y="128682"/>
-                              </a:lnTo>
-                              <a:close/>
-                            </a:path>
-                            <a:path w="393700" h="129539">
-                              <a:moveTo>
-                                <a:pt x="111766" y="103917"/>
-                              </a:moveTo>
-                              <a:lnTo>
-                                <a:pt x="98370" y="103917"/>
-                              </a:lnTo>
-                              <a:lnTo>
-                                <a:pt x="95945" y="103056"/>
-                              </a:lnTo>
-                              <a:lnTo>
-                                <a:pt x="95945" y="71913"/>
-                              </a:lnTo>
-                              <a:lnTo>
-                                <a:pt x="74161" y="71913"/>
-                              </a:lnTo>
-                              <a:lnTo>
-                                <a:pt x="74161" y="71723"/>
-                              </a:lnTo>
-                              <a:lnTo>
-                                <a:pt x="111766" y="71723"/>
-                              </a:lnTo>
-                              <a:lnTo>
-                                <a:pt x="111766" y="103917"/>
-                              </a:lnTo>
-                              <a:close/>
-                            </a:path>
-                            <a:path w="393700" h="129539">
-                              <a:moveTo>
-                                <a:pt x="119910" y="129349"/>
-                              </a:moveTo>
-                              <a:lnTo>
-                                <a:pt x="108824" y="123772"/>
-                              </a:lnTo>
-                              <a:lnTo>
-                                <a:pt x="95480" y="118098"/>
-                              </a:lnTo>
-                              <a:lnTo>
-                                <a:pt x="80733" y="112619"/>
-                              </a:lnTo>
-                              <a:lnTo>
-                                <a:pt x="65436" y="107632"/>
-                              </a:lnTo>
-                              <a:lnTo>
-                                <a:pt x="74323" y="96012"/>
-                              </a:lnTo>
-                              <a:lnTo>
-                                <a:pt x="88459" y="100399"/>
-                              </a:lnTo>
-                              <a:lnTo>
-                                <a:pt x="95945" y="103056"/>
-                              </a:lnTo>
-                              <a:lnTo>
-                                <a:pt x="95945" y="103917"/>
-                              </a:lnTo>
-                              <a:lnTo>
-                                <a:pt x="98370" y="103917"/>
-                              </a:lnTo>
-                              <a:lnTo>
-                                <a:pt x="102931" y="105537"/>
-                              </a:lnTo>
-                              <a:lnTo>
-                                <a:pt x="116725" y="111174"/>
-                              </a:lnTo>
-                              <a:lnTo>
-                                <a:pt x="128825" y="117062"/>
-                              </a:lnTo>
-                              <a:lnTo>
-                                <a:pt x="119910" y="129349"/>
-                              </a:lnTo>
-                              <a:close/>
-                            </a:path>
-                            <a:path w="393700" h="129539">
-                              <a:moveTo>
-                                <a:pt x="98370" y="103917"/>
-                              </a:moveTo>
-                              <a:lnTo>
-                                <a:pt x="95945" y="103917"/>
-                              </a:lnTo>
-                              <a:lnTo>
-                                <a:pt x="95945" y="103056"/>
-                              </a:lnTo>
-                              <a:lnTo>
-                                <a:pt x="98370" y="103917"/>
-                              </a:lnTo>
-                              <a:close/>
-                            </a:path>
-                            <a:path w="393700" h="129539">
-                              <a:moveTo>
-                                <a:pt x="207349" y="16954"/>
-                              </a:moveTo>
-                              <a:lnTo>
-                                <a:pt x="191557" y="16954"/>
-                              </a:lnTo>
-                              <a:lnTo>
-                                <a:pt x="191557" y="1238"/>
-                              </a:lnTo>
-                              <a:lnTo>
-                                <a:pt x="207349" y="1238"/>
-                              </a:lnTo>
-                              <a:lnTo>
-                                <a:pt x="207349" y="16954"/>
-                              </a:lnTo>
-                              <a:close/>
-                            </a:path>
-                            <a:path w="393700" h="129539">
-                              <a:moveTo>
-                                <a:pt x="152238" y="50292"/>
-                              </a:moveTo>
-                              <a:lnTo>
-                                <a:pt x="141941" y="50292"/>
-                              </a:lnTo>
-                              <a:lnTo>
-                                <a:pt x="141941" y="16954"/>
-                              </a:lnTo>
-                              <a:lnTo>
-                                <a:pt x="257651" y="16954"/>
-                              </a:lnTo>
-                              <a:lnTo>
-                                <a:pt x="257651" y="31813"/>
-                              </a:lnTo>
-                              <a:lnTo>
-                                <a:pt x="157505" y="31813"/>
-                              </a:lnTo>
-                              <a:lnTo>
-                                <a:pt x="157505" y="44386"/>
-                              </a:lnTo>
-                              <a:lnTo>
-                                <a:pt x="152238" y="44386"/>
-                              </a:lnTo>
-                              <a:lnTo>
-                                <a:pt x="152238" y="50292"/>
-                              </a:lnTo>
-                              <a:close/>
-                            </a:path>
-                            <a:path w="393700" h="129539">
-                              <a:moveTo>
-                                <a:pt x="257651" y="50292"/>
-                              </a:moveTo>
-                              <a:lnTo>
-                                <a:pt x="157505" y="50292"/>
-                              </a:lnTo>
-                              <a:lnTo>
-                                <a:pt x="157505" y="44386"/>
-                              </a:lnTo>
-                              <a:lnTo>
-                                <a:pt x="241696" y="44386"/>
-                              </a:lnTo>
-                              <a:lnTo>
-                                <a:pt x="241696" y="31813"/>
-                              </a:lnTo>
-                              <a:lnTo>
-                                <a:pt x="257651" y="31813"/>
-                              </a:lnTo>
-                              <a:lnTo>
-                                <a:pt x="257651" y="50292"/>
-                              </a:lnTo>
-                              <a:close/>
-                            </a:path>
-                            <a:path w="393700" h="129539">
-                              <a:moveTo>
-                                <a:pt x="247497" y="59245"/>
-                              </a:moveTo>
-                              <a:lnTo>
-                                <a:pt x="152238" y="59245"/>
-                              </a:lnTo>
-                              <a:lnTo>
-                                <a:pt x="152238" y="44386"/>
-                              </a:lnTo>
-                              <a:lnTo>
-                                <a:pt x="157505" y="44386"/>
-                              </a:lnTo>
-                              <a:lnTo>
-                                <a:pt x="157505" y="50292"/>
-                              </a:lnTo>
-                              <a:lnTo>
-                                <a:pt x="247497" y="50292"/>
-                              </a:lnTo>
-                              <a:lnTo>
-                                <a:pt x="247497" y="59245"/>
-                              </a:lnTo>
-                              <a:close/>
-                            </a:path>
-                            <a:path w="393700" h="129539">
-                              <a:moveTo>
-                                <a:pt x="207092" y="73723"/>
-                              </a:moveTo>
-                              <a:lnTo>
-                                <a:pt x="191557" y="73723"/>
-                              </a:lnTo>
-                              <a:lnTo>
-                                <a:pt x="191557" y="59245"/>
-                              </a:lnTo>
-                              <a:lnTo>
-                                <a:pt x="207092" y="59245"/>
-                              </a:lnTo>
-                              <a:lnTo>
-                                <a:pt x="207092" y="73723"/>
-                              </a:lnTo>
-                              <a:close/>
-                            </a:path>
-                            <a:path w="393700" h="129539">
-                              <a:moveTo>
-                                <a:pt x="215657" y="88296"/>
-                              </a:moveTo>
-                              <a:lnTo>
-                                <a:pt x="155552" y="88296"/>
-                              </a:lnTo>
-                              <a:lnTo>
-                                <a:pt x="155552" y="73723"/>
-                              </a:lnTo>
-                              <a:lnTo>
-                                <a:pt x="244563" y="73723"/>
-                              </a:lnTo>
-                              <a:lnTo>
-                                <a:pt x="244563" y="83820"/>
-                              </a:lnTo>
-                              <a:lnTo>
-                                <a:pt x="221742" y="83820"/>
-                              </a:lnTo>
-                              <a:lnTo>
-                                <a:pt x="215657" y="88296"/>
-                              </a:lnTo>
-                              <a:close/>
-                            </a:path>
-                            <a:path w="393700" h="129539">
-                              <a:moveTo>
-                                <a:pt x="235315" y="115252"/>
-                              </a:moveTo>
-                              <a:lnTo>
-                                <a:pt x="230490" y="109574"/>
-                              </a:lnTo>
-                              <a:lnTo>
-                                <a:pt x="224639" y="103834"/>
-                              </a:lnTo>
-                              <a:lnTo>
-                                <a:pt x="217886" y="98040"/>
-                              </a:lnTo>
-                              <a:lnTo>
-                                <a:pt x="210350" y="92202"/>
-                              </a:lnTo>
-                              <a:lnTo>
-                                <a:pt x="221742" y="83820"/>
-                              </a:lnTo>
-                              <a:lnTo>
-                                <a:pt x="228730" y="88851"/>
-                              </a:lnTo>
-                              <a:lnTo>
-                                <a:pt x="235496" y="94357"/>
-                              </a:lnTo>
-                              <a:lnTo>
-                                <a:pt x="241675" y="100094"/>
-                              </a:lnTo>
-                              <a:lnTo>
-                                <a:pt x="246907" y="105822"/>
-                              </a:lnTo>
-                              <a:lnTo>
-                                <a:pt x="235315" y="115252"/>
-                              </a:lnTo>
-                              <a:close/>
-                            </a:path>
-                            <a:path w="393700" h="129539">
-                              <a:moveTo>
-                                <a:pt x="244563" y="88296"/>
-                              </a:moveTo>
-                              <a:lnTo>
-                                <a:pt x="227959" y="88296"/>
-                              </a:lnTo>
-                              <a:lnTo>
-                                <a:pt x="221742" y="83820"/>
-                              </a:lnTo>
-                              <a:lnTo>
-                                <a:pt x="244563" y="83820"/>
-                              </a:lnTo>
-                              <a:lnTo>
-                                <a:pt x="244563" y="88296"/>
-                              </a:lnTo>
-                              <a:close/>
-                            </a:path>
-                            <a:path w="393700" h="129539">
-                              <a:moveTo>
-                                <a:pt x="207092" y="109728"/>
-                              </a:moveTo>
-                              <a:lnTo>
-                                <a:pt x="191557" y="109728"/>
-                              </a:lnTo>
-                              <a:lnTo>
-                                <a:pt x="191557" y="88296"/>
-                              </a:lnTo>
-                              <a:lnTo>
-                                <a:pt x="207092" y="88296"/>
-                              </a:lnTo>
-                              <a:lnTo>
-                                <a:pt x="207092" y="109728"/>
-                              </a:lnTo>
-                              <a:close/>
-                            </a:path>
-                            <a:path w="393700" h="129539">
-                              <a:moveTo>
-                                <a:pt x="260156" y="124491"/>
-                              </a:moveTo>
-                              <a:lnTo>
-                                <a:pt x="139703" y="124491"/>
-                              </a:lnTo>
-                              <a:lnTo>
-                                <a:pt x="139703" y="109728"/>
-                              </a:lnTo>
-                              <a:lnTo>
-                                <a:pt x="230620" y="109728"/>
-                              </a:lnTo>
-                              <a:lnTo>
-                                <a:pt x="235315" y="115252"/>
-                              </a:lnTo>
-                              <a:lnTo>
-                                <a:pt x="260156" y="115252"/>
-                              </a:lnTo>
-                              <a:lnTo>
-                                <a:pt x="260156" y="124491"/>
-                              </a:lnTo>
-                              <a:close/>
-                            </a:path>
-                            <a:path w="393700" h="129539">
-                              <a:moveTo>
-                                <a:pt x="260156" y="115252"/>
-                              </a:moveTo>
-                              <a:lnTo>
-                                <a:pt x="235315" y="115252"/>
-                              </a:lnTo>
-                              <a:lnTo>
-                                <a:pt x="242106" y="109728"/>
-                              </a:lnTo>
-                              <a:lnTo>
-                                <a:pt x="260156" y="109728"/>
-                              </a:lnTo>
-                              <a:lnTo>
-                                <a:pt x="260156" y="115252"/>
-                              </a:lnTo>
-                              <a:close/>
-                            </a:path>
-                            <a:path w="393700" h="129539">
-                              <a:moveTo>
-                                <a:pt x="340699" y="16954"/>
-                              </a:moveTo>
-                              <a:lnTo>
-                                <a:pt x="324907" y="16954"/>
-                              </a:lnTo>
-                              <a:lnTo>
-                                <a:pt x="324907" y="1238"/>
-                              </a:lnTo>
-                              <a:lnTo>
-                                <a:pt x="340699" y="1238"/>
-                              </a:lnTo>
-                              <a:lnTo>
-                                <a:pt x="340699" y="16954"/>
-                              </a:lnTo>
-                              <a:close/>
-                            </a:path>
-                            <a:path w="393700" h="129539">
-                              <a:moveTo>
-                                <a:pt x="285578" y="50292"/>
-                              </a:moveTo>
-                              <a:lnTo>
-                                <a:pt x="275291" y="50292"/>
-                              </a:lnTo>
-                              <a:lnTo>
-                                <a:pt x="275291" y="16954"/>
-                              </a:lnTo>
-                              <a:lnTo>
-                                <a:pt x="391001" y="16954"/>
-                              </a:lnTo>
-                              <a:lnTo>
-                                <a:pt x="391001" y="31813"/>
-                              </a:lnTo>
-                              <a:lnTo>
-                                <a:pt x="290855" y="31813"/>
-                              </a:lnTo>
-                              <a:lnTo>
-                                <a:pt x="290855" y="44386"/>
-                              </a:lnTo>
-                              <a:lnTo>
-                                <a:pt x="285578" y="44386"/>
-                              </a:lnTo>
-                              <a:lnTo>
-                                <a:pt x="285578" y="50292"/>
-                              </a:lnTo>
-                              <a:close/>
-                            </a:path>
-                            <a:path w="393700" h="129539">
-                              <a:moveTo>
-                                <a:pt x="391001" y="50292"/>
-                              </a:moveTo>
-                              <a:lnTo>
-                                <a:pt x="290855" y="50292"/>
-                              </a:lnTo>
-                              <a:lnTo>
-                                <a:pt x="290855" y="44386"/>
-                              </a:lnTo>
-                              <a:lnTo>
-                                <a:pt x="375046" y="44386"/>
-                              </a:lnTo>
-                              <a:lnTo>
-                                <a:pt x="375046" y="31813"/>
-                              </a:lnTo>
-                              <a:lnTo>
-                                <a:pt x="391001" y="31813"/>
-                              </a:lnTo>
-                              <a:lnTo>
-                                <a:pt x="391001" y="50292"/>
-                              </a:lnTo>
-                              <a:close/>
-                            </a:path>
-                            <a:path w="393700" h="129539">
-                              <a:moveTo>
-                                <a:pt x="380838" y="59245"/>
-                              </a:moveTo>
-                              <a:lnTo>
-                                <a:pt x="285578" y="59245"/>
-                              </a:lnTo>
-                              <a:lnTo>
-                                <a:pt x="285578" y="44386"/>
-                              </a:lnTo>
-                              <a:lnTo>
-                                <a:pt x="290855" y="44386"/>
-                              </a:lnTo>
-                              <a:lnTo>
-                                <a:pt x="290855" y="50292"/>
-                              </a:lnTo>
-                              <a:lnTo>
-                                <a:pt x="380838" y="50292"/>
-                              </a:lnTo>
-                              <a:lnTo>
-                                <a:pt x="380838" y="59245"/>
-                              </a:lnTo>
-                              <a:close/>
-                            </a:path>
-                            <a:path w="393700" h="129539">
-                              <a:moveTo>
-                                <a:pt x="340442" y="73723"/>
-                              </a:moveTo>
-                              <a:lnTo>
-                                <a:pt x="324907" y="73723"/>
-                              </a:lnTo>
-                              <a:lnTo>
-                                <a:pt x="324907" y="59245"/>
-                              </a:lnTo>
-                              <a:lnTo>
-                                <a:pt x="340442" y="59245"/>
-                              </a:lnTo>
-                              <a:lnTo>
-                                <a:pt x="340442" y="73723"/>
-                              </a:lnTo>
-                              <a:close/>
-                            </a:path>
-                            <a:path w="393700" h="129539">
-                              <a:moveTo>
-                                <a:pt x="349007" y="88296"/>
-                              </a:moveTo>
-                              <a:lnTo>
-                                <a:pt x="288902" y="88296"/>
-                              </a:lnTo>
-                              <a:lnTo>
-                                <a:pt x="288902" y="73723"/>
-                              </a:lnTo>
-                              <a:lnTo>
-                                <a:pt x="377913" y="73723"/>
-                              </a:lnTo>
-                              <a:lnTo>
-                                <a:pt x="377913" y="83820"/>
-                              </a:lnTo>
-                              <a:lnTo>
-                                <a:pt x="355092" y="83820"/>
-                              </a:lnTo>
-                              <a:lnTo>
-                                <a:pt x="349007" y="88296"/>
-                              </a:lnTo>
-                              <a:close/>
-                            </a:path>
-                            <a:path w="393700" h="129539">
-                              <a:moveTo>
-                                <a:pt x="368665" y="115252"/>
-                              </a:moveTo>
-                              <a:lnTo>
-                                <a:pt x="363840" y="109574"/>
-                              </a:lnTo>
-                              <a:lnTo>
-                                <a:pt x="357989" y="103834"/>
-                              </a:lnTo>
-                              <a:lnTo>
-                                <a:pt x="351236" y="98040"/>
-                              </a:lnTo>
-                              <a:lnTo>
-                                <a:pt x="343700" y="92202"/>
-                              </a:lnTo>
-                              <a:lnTo>
-                                <a:pt x="355092" y="83820"/>
-                              </a:lnTo>
-                              <a:lnTo>
-                                <a:pt x="362080" y="88851"/>
-                              </a:lnTo>
-                              <a:lnTo>
-                                <a:pt x="368846" y="94357"/>
-                              </a:lnTo>
-                              <a:lnTo>
-                                <a:pt x="375025" y="100094"/>
-                              </a:lnTo>
-                              <a:lnTo>
-                                <a:pt x="380257" y="105822"/>
-                              </a:lnTo>
-                              <a:lnTo>
-                                <a:pt x="368665" y="115252"/>
-                              </a:lnTo>
-                              <a:close/>
-                            </a:path>
-                            <a:path w="393700" h="129539">
-                              <a:moveTo>
-                                <a:pt x="377913" y="88296"/>
-                              </a:moveTo>
-                              <a:lnTo>
-                                <a:pt x="361309" y="88296"/>
-                              </a:lnTo>
-                              <a:lnTo>
-                                <a:pt x="355092" y="83820"/>
-                              </a:lnTo>
-                              <a:lnTo>
-                                <a:pt x="377913" y="83820"/>
-                              </a:lnTo>
-                              <a:lnTo>
-                                <a:pt x="377913" y="88296"/>
-                              </a:lnTo>
-                              <a:close/>
-                            </a:path>
-                            <a:path w="393700" h="129539">
-                              <a:moveTo>
-                                <a:pt x="340442" y="109728"/>
-                              </a:moveTo>
-                              <a:lnTo>
-                                <a:pt x="324907" y="109728"/>
-                              </a:lnTo>
-                              <a:lnTo>
-                                <a:pt x="324907" y="88296"/>
-                              </a:lnTo>
-                              <a:lnTo>
-                                <a:pt x="340442" y="88296"/>
-                              </a:lnTo>
-                              <a:lnTo>
-                                <a:pt x="340442" y="109728"/>
-                              </a:lnTo>
-                              <a:close/>
-                            </a:path>
-                            <a:path w="393700" h="129539">
-                              <a:moveTo>
-                                <a:pt x="393506" y="124491"/>
-                              </a:moveTo>
-                              <a:lnTo>
-                                <a:pt x="273053" y="124491"/>
-                              </a:lnTo>
-                              <a:lnTo>
-                                <a:pt x="273053" y="109728"/>
-                              </a:lnTo>
-                              <a:lnTo>
-                                <a:pt x="363970" y="109728"/>
-                              </a:lnTo>
-                              <a:lnTo>
-                                <a:pt x="368665" y="115252"/>
-                              </a:lnTo>
-                              <a:lnTo>
-                                <a:pt x="393506" y="115252"/>
-                              </a:lnTo>
-                              <a:lnTo>
-                                <a:pt x="393506" y="124491"/>
-                              </a:lnTo>
-                              <a:close/>
-                            </a:path>
-                            <a:path w="393700" h="129539">
-                              <a:moveTo>
-                                <a:pt x="393506" y="115252"/>
-                              </a:moveTo>
-                              <a:lnTo>
-                                <a:pt x="368665" y="115252"/>
-                              </a:lnTo>
-                              <a:lnTo>
-                                <a:pt x="375456" y="109728"/>
-                              </a:lnTo>
-                              <a:lnTo>
-                                <a:pt x="393506" y="109728"/>
-                              </a:lnTo>
-                              <a:lnTo>
-                                <a:pt x="393506" y="115252"/>
-                              </a:lnTo>
-                              <a:close/>
-                            </a:path>
-                          </a:pathLst>
-                        </a:custGeom>
-                        <a:solidFill>
-                          <a:srgbClr val="000000"/>
-                        </a:solidFill>
-                      </wps:spPr>
-                      <wps:bodyPr wrap="square" lIns="0" tIns="0" rIns="0" bIns="0" rtlCol="0">
-                        <a:prstTxWarp prst="textNoShape">
-                          <a:avLst/>
-                        </a:prstTxWarp>
-                        <a:noAutofit/>
-                      </wps:bodyPr>
-                    </wps:wsp>
-                  </a:graphicData>
-                </a:graphic>
-              </wp:anchor>
-            </w:drawing>
-          </mc:Choice>
-          <mc:Fallback>
-            <w:pict>
-              <v:shape style="position:absolute;margin-left:212.181pt;margin-top:13.880123pt;width:31pt;height:10.2pt;mso-position-horizontal-relative:page;mso-position-vertical-relative:paragraph;z-index:15735808" id="docshape62" coordorigin="4244,278" coordsize="620,204" path="m4263,345l4258,340,4253,335,4244,328,4264,317,4282,305,4298,292,4311,278,4334,286,4325,298,4317,306,4311,311,4311,331,4287,331,4285,332,4275,339,4263,345xm4323,339l4321,332,4321,332,4319,327,4314,319,4341,314,4349,312,4349,280,4373,280,4373,306,4437,306,4426,311,4408,318,4390,324,4373,328,4372,334,4349,334,4336,336,4323,339xm4437,306l4373,306,4386,302,4400,297,4414,291,4427,285,4443,303,4437,306xm4443,343l4372,343,4372,342,4422,342,4422,340,4422,336,4422,332,4422,328,4423,324,4423,319,4423,316,4433,323,4438,325,4445,327,4443,342,4443,343xm4311,368l4287,368,4287,331,4311,331,4311,368xm4418,364l4357,364,4349,357,4349,334,4372,334,4372,342,4371,342,4372,343,4443,343,4443,344,4438,356,4430,362,4418,364xm4372,343l4371,342,4372,342,4372,343xm4304,442l4280,442,4280,368,4287,368,4287,368,4420,368,4420,391,4335,391,4335,391,4304,391,4304,442xm4420,368l4311,368,4311,368,4420,368,4420,368xm4265,480l4262,474,4258,469,4248,460,4297,449,4297,449,4323,437,4333,425,4335,413,4335,391,4360,391,4360,413,4357,430,4344,449,4315,466,4265,480xm4420,441l4399,441,4395,440,4395,391,4360,391,4360,391,4420,391,4420,441xm4432,481l4415,473,4394,464,4371,455,4347,447,4361,429,4383,436,4395,440,4395,441,4399,441,4406,444,4427,453,4446,462,4432,481xm4399,441l4395,441,4395,440,4399,441xm4570,304l4545,304,4545,280,4570,280,4570,304xm4483,357l4467,357,4467,304,4649,304,4649,328,4492,328,4492,348,4483,348,4483,357xm4649,357l4492,357,4492,348,4624,348,4624,328,4649,328,4649,357xm4633,371l4483,371,4483,348,4492,348,4492,357,4633,357,4633,371xm4570,394l4545,394,4545,371,4570,371,4570,394xm4583,417l4489,417,4489,394,4629,394,4629,410,4593,410,4583,417xm4614,459l4607,450,4597,441,4587,432,4575,423,4593,410,4604,418,4614,426,4624,435,4632,444,4614,459xm4629,417l4603,417,4593,410,4629,410,4629,417xm4570,450l4545,450,4545,417,4570,417,4570,450xm4653,474l4464,474,4464,450,4607,450,4614,459,4653,459,4653,474xm4653,459l4614,459,4625,450,4653,450,4653,459xm4780,304l4755,304,4755,280,4780,280,4780,304xm4693,357l4677,357,4677,304,4859,304,4859,328,4702,328,4702,348,4693,348,4693,357xm4859,357l4702,357,4702,348,4834,348,4834,328,4859,328,4859,357xm4843,371l4693,371,4693,348,4702,348,4702,357,4843,357,4843,371xm4780,394l4755,394,4755,371,4780,371,4780,394xm4793,417l4699,417,4699,394,4839,394,4839,410,4803,410,4793,417xm4824,459l4817,450,4807,441,4797,432,4785,423,4803,410,4814,418,4824,426,4834,435,4842,444,4824,459xm4839,417l4813,417,4803,410,4839,410,4839,417xm4780,450l4755,450,4755,417,4780,417,4780,450xm4863,474l4674,474,4674,450,4817,450,4824,459,4863,459,4863,474xm4863,459l4824,459,4835,450,4863,450,4863,459xe" filled="true" fillcolor="#000000" stroked="false">
-                <v:path arrowok="t"/>
-                <v:fill type="solid"/>
-                <w10:wrap type="none"/>
-              </v:shape>
-            </w:pict>
-          </mc:Fallback>
-        </mc:AlternateContent>
+        <w:t>B2B ERP</w:t>
       </w:r>
       <w:r>
         <w:rPr>
           <w:w w:val="110"/>
           <w:position w:val="2"/>
         </w:rPr>
-        <w:t>-</w:t>
       </w:r>
       <w:r>
         <w:rPr>
           <w:spacing w:val="5"/>
         </w:rPr>
-        <w:drawing>
-          <wp:inline distT="0" distB="0" distL="0" distR="0">
-            <wp:extent cx="523433" cy="128873"/>
-            <wp:effectExtent l="0" t="0" r="0" b="0"/>
-            <wp:docPr id="72" name="Image 72"/>
-            <wp:cNvGraphicFramePr>
-              <a:graphicFrameLocks/>
-            </wp:cNvGraphicFramePr>
-            <a:graphic>
-              <a:graphicData uri="http://schemas.openxmlformats.org/drawingml/2006/picture">
-                <pic:pic>
-                  <pic:nvPicPr>
-                    <pic:cNvPr id="72" name="Image 72"/>
-                    <pic:cNvPicPr/>
-                  </pic:nvPicPr>
-                  <pic:blipFill>
-                    <a:blip r:embed="rId40" cstate="print"/>
-                    <a:stretch>
-                      <a:fillRect/>
-                    </a:stretch>
-                  </pic:blipFill>
-                  <pic:spPr>
-                    <a:xfrm>
-                      <a:off x="0" y="0"/>
-                      <a:ext cx="523433" cy="128873"/>
-                    </a:xfrm>
-                    <a:prstGeom prst="rect">
-                      <a:avLst/>
-                    </a:prstGeom>
-                  </pic:spPr>
-                </pic:pic>
-              </a:graphicData>
-            </a:graphic>
-          </wp:inline>
-        </w:drawing>
       </w:r>
       <w:r>
         <w:rPr>
@@ -12483,7 +11220,6 @@
           <w:w w:val="110"/>
           <w:position w:val="2"/>
         </w:rPr>
-        <w:t>ERP</w:t>
       </w:r>
     </w:p>
     <w:p>
@@ -12496,20 +11232,18 @@
         <w:rPr>
           <w:spacing w:val="-2"/>
         </w:rPr>
-        <w:t>简介：⼀款企业</w:t>
+        <w:t>简介：企业 B2B 交易协同工具，覆盖商品管理、订单交易和线上支付，形成完整交易闭环。</w:t>
       </w:r>
       <w:r>
         <w:rPr>
           <w:rFonts w:ascii="Book Antiqua" w:eastAsia="Book Antiqua"/>
           <w:spacing w:val="-2"/>
         </w:rPr>
-        <w:t>B2B</w:t>
       </w:r>
       <w:r>
         <w:rPr>
           <w:spacing w:val="-2"/>
         </w:rPr>
-        <w:t>交易协同⼯具，包含商品管理、订单交易、线上⽀付⼀体化的交易闭环。</w:t>
       </w:r>
     </w:p>
     <w:p>
@@ -12524,41 +11258,7 @@
       </w:pPr>
       <w:r>
         <w:rPr/>
-        <w:drawing>
-          <wp:inline distT="0" distB="0" distL="0" distR="0">
-            <wp:extent cx="395392" cy="128111"/>
-            <wp:effectExtent l="0" t="0" r="0" b="0"/>
-            <wp:docPr id="73" name="Image 73"/>
-            <wp:cNvGraphicFramePr>
-              <a:graphicFrameLocks/>
-            </wp:cNvGraphicFramePr>
-            <a:graphic>
-              <a:graphicData uri="http://schemas.openxmlformats.org/drawingml/2006/picture">
-                <pic:pic>
-                  <pic:nvPicPr>
-                    <pic:cNvPr id="73" name="Image 73"/>
-                    <pic:cNvPicPr/>
-                  </pic:nvPicPr>
-                  <pic:blipFill>
-                    <a:blip r:embed="rId38" cstate="print"/>
-                    <a:stretch>
-                      <a:fillRect/>
-                    </a:stretch>
-                  </pic:blipFill>
-                  <pic:spPr>
-                    <a:xfrm>
-                      <a:off x="0" y="0"/>
-                      <a:ext cx="395392" cy="128111"/>
-                    </a:xfrm>
-                    <a:prstGeom prst="rect">
-                      <a:avLst/>
-                    </a:prstGeom>
-                  </pic:spPr>
-                </pic:pic>
-              </a:graphicData>
-            </a:graphic>
-          </wp:inline>
-        </w:drawing>
+        <w:t>技术栈：Objective-C, MVC, AFNetworking, Custom UI Components</w:t>
       </w:r>
       <w:r>
         <w:rPr/>
@@ -12567,14 +11267,12 @@
         <w:rPr>
           <w:position w:val="2"/>
         </w:rPr>
-        <w:t>： </w:t>
       </w:r>
       <w:r>
         <w:rPr>
           <w:rFonts w:ascii="Book Antiqua" w:eastAsia="Book Antiqua"/>
           <w:position w:val="2"/>
         </w:rPr>
-        <w:t>Objective-C, MVC,</w:t>
       </w:r>
       <w:r>
         <w:rPr>
@@ -12582,14 +11280,12 @@
           <w:spacing w:val="1"/>
           <w:position w:val="2"/>
         </w:rPr>
-        <w:t> </w:t>
       </w:r>
       <w:r>
         <w:rPr>
           <w:rFonts w:ascii="Book Antiqua" w:eastAsia="Book Antiqua"/>
           <w:position w:val="2"/>
         </w:rPr>
-        <w:t>AFNetworking, Custom UI</w:t>
       </w:r>
       <w:r>
         <w:rPr>
@@ -12597,7 +11293,6 @@
           <w:spacing w:val="1"/>
           <w:position w:val="2"/>
         </w:rPr>
-        <w:t> </w:t>
       </w:r>
       <w:r>
         <w:rPr>
@@ -12605,7 +11300,6 @@
           <w:spacing w:val="-2"/>
           <w:position w:val="2"/>
         </w:rPr>
-        <w:t>components</w:t>
       </w:r>
     </w:p>
     <w:p>
@@ -12621,56 +11315,13 @@
         <w:rPr>
           <w:sz w:val="21"/>
         </w:rPr>
-        <w:drawing>
-          <wp:anchor distT="0" distB="0" distL="0" distR="0" allowOverlap="1" layoutInCell="1" locked="0" behindDoc="0" simplePos="0" relativeHeight="15736320">
-            <wp:simplePos x="0" y="0"/>
-            <wp:positionH relativeFrom="page">
-              <wp:posOffset>2696584</wp:posOffset>
-            </wp:positionH>
-            <wp:positionV relativeFrom="paragraph">
-              <wp:posOffset>83506</wp:posOffset>
-            </wp:positionV>
-            <wp:extent cx="664273" cy="128873"/>
-            <wp:effectExtent l="0" t="0" r="0" b="0"/>
-            <wp:wrapNone/>
-            <wp:docPr id="74" name="Image 74"/>
-            <wp:cNvGraphicFramePr>
-              <a:graphicFrameLocks/>
-            </wp:cNvGraphicFramePr>
-            <a:graphic>
-              <a:graphicData uri="http://schemas.openxmlformats.org/drawingml/2006/picture">
-                <pic:pic>
-                  <pic:nvPicPr>
-                    <pic:cNvPr id="74" name="Image 74"/>
-                    <pic:cNvPicPr/>
-                  </pic:nvPicPr>
-                  <pic:blipFill>
-                    <a:blip r:embed="rId39" cstate="print"/>
-                    <a:stretch>
-                      <a:fillRect/>
-                    </a:stretch>
-                  </pic:blipFill>
-                  <pic:spPr>
-                    <a:xfrm>
-                      <a:off x="0" y="0"/>
-                      <a:ext cx="664273" cy="128873"/>
-                    </a:xfrm>
-                    <a:prstGeom prst="rect">
-                      <a:avLst/>
-                    </a:prstGeom>
-                  </pic:spPr>
-                </pic:pic>
-              </a:graphicData>
-            </a:graphic>
-          </wp:anchor>
-        </w:drawing>
+        <w:t>职责：</w:t>
       </w:r>
       <w:r>
         <w:rPr>
           <w:spacing w:val="-10"/>
           <w:sz w:val="21"/>
         </w:rPr>
-        <w:t>：</w:t>
       </w:r>
     </w:p>
     <w:p>
@@ -12695,7 +11346,7 @@
           <w:spacing w:val="-1"/>
           <w:sz w:val="21"/>
         </w:rPr>
-        <w:t>使⽤数据库缓存技术，在⽆⽹络时仍能保证⽤户体验流畅。</w:t>
+        <w:t>使用数据库缓存保障弱网/无网场景下的核心页面可用性。</w:t>
       </w:r>
     </w:p>
     <w:p>
@@ -12719,21 +11370,19 @@
         <w:rPr>
           <w:sz w:val="21"/>
         </w:rPr>
-        <w:t>组件化⽅案使代码复⽤率提升</w:t>
+        <w:t>推进组件化复用，代码复用率提升 30%，减少重复开发工作量。</w:t>
       </w:r>
       <w:r>
         <w:rPr>
           <w:rFonts w:ascii="Book Antiqua" w:hAnsi="Book Antiqua" w:eastAsia="Book Antiqua"/>
           <w:sz w:val="21"/>
         </w:rPr>
-        <w:t>30%</w:t>
       </w:r>
       <w:r>
         <w:rPr>
           <w:spacing w:val="-1"/>
           <w:sz w:val="21"/>
         </w:rPr>
-        <w:t>，减少了重复开发⼯作量。</w:t>
       </w:r>
     </w:p>
     <w:p>
@@ -12758,7 +11407,7 @@
           <w:spacing w:val="-1"/>
           <w:sz w:val="21"/>
         </w:rPr>
-        <w:t>设计统⼀的字体和颜⾊⼯具类，提⾼了开发效率和界⾯⼀致性。</w:t>
+        <w:t>设计统一字体和颜色工具类，提升开发效率和界面一致性。</w:t>
       </w:r>
     </w:p>
     <w:p>
@@ -12785,13 +11434,12 @@
         <w:rPr>
           <w:spacing w:val="-2"/>
         </w:rPr>
-        <w:t>简介：为客户提供⼿机或平板电脑的设备检测，给出相应的估值，以此完成回收</w:t>
+        <w:t>简介：面向手机和平板电脑的设备检测与估值工具，辅助完成设备回收处理流程。</w:t>
       </w:r>
       <w:r>
         <w:rPr>
           <w:spacing w:val="-4"/>
         </w:rPr>
-        <w:t>处理。</w:t>
       </w:r>
     </w:p>
     <w:p>
@@ -12806,41 +11454,7 @@
       </w:pPr>
       <w:r>
         <w:rPr/>
-        <w:drawing>
-          <wp:inline distT="0" distB="0" distL="0" distR="0">
-            <wp:extent cx="395392" cy="128111"/>
-            <wp:effectExtent l="0" t="0" r="0" b="0"/>
-            <wp:docPr id="75" name="Image 75"/>
-            <wp:cNvGraphicFramePr>
-              <a:graphicFrameLocks/>
-            </wp:cNvGraphicFramePr>
-            <a:graphic>
-              <a:graphicData uri="http://schemas.openxmlformats.org/drawingml/2006/picture">
-                <pic:pic>
-                  <pic:nvPicPr>
-                    <pic:cNvPr id="75" name="Image 75"/>
-                    <pic:cNvPicPr/>
-                  </pic:nvPicPr>
-                  <pic:blipFill>
-                    <a:blip r:embed="rId38" cstate="print"/>
-                    <a:stretch>
-                      <a:fillRect/>
-                    </a:stretch>
-                  </pic:blipFill>
-                  <pic:spPr>
-                    <a:xfrm>
-                      <a:off x="0" y="0"/>
-                      <a:ext cx="395392" cy="128111"/>
-                    </a:xfrm>
-                    <a:prstGeom prst="rect">
-                      <a:avLst/>
-                    </a:prstGeom>
-                  </pic:spPr>
-                </pic:pic>
-              </a:graphicData>
-            </a:graphic>
-          </wp:inline>
-        </w:drawing>
+        <w:t>技术栈：Objective-C, UIKit, SDWebImage, OCR Scanner</w:t>
       </w:r>
       <w:r>
         <w:rPr/>
@@ -12849,21 +11463,18 @@
         <w:rPr>
           <w:position w:val="2"/>
         </w:rPr>
-        <w:t>：</w:t>
       </w:r>
       <w:r>
         <w:rPr>
           <w:spacing w:val="5"/>
           <w:position w:val="2"/>
         </w:rPr>
-        <w:t> </w:t>
       </w:r>
       <w:r>
         <w:rPr>
           <w:rFonts w:ascii="Book Antiqua" w:eastAsia="Book Antiqua"/>
           <w:position w:val="2"/>
         </w:rPr>
-        <w:t>Objective-C,</w:t>
       </w:r>
       <w:r>
         <w:rPr>
@@ -12871,14 +11482,12 @@
           <w:spacing w:val="5"/>
           <w:position w:val="2"/>
         </w:rPr>
-        <w:t> </w:t>
       </w:r>
       <w:r>
         <w:rPr>
           <w:rFonts w:ascii="Book Antiqua" w:eastAsia="Book Antiqua"/>
           <w:position w:val="2"/>
         </w:rPr>
-        <w:t>UIKit,</w:t>
       </w:r>
       <w:r>
         <w:rPr>
@@ -12886,14 +11495,12 @@
           <w:spacing w:val="5"/>
           <w:position w:val="2"/>
         </w:rPr>
-        <w:t> </w:t>
       </w:r>
       <w:r>
         <w:rPr>
           <w:rFonts w:ascii="Book Antiqua" w:eastAsia="Book Antiqua"/>
           <w:position w:val="2"/>
         </w:rPr>
-        <w:t>SDWebImage,</w:t>
       </w:r>
       <w:r>
         <w:rPr>
@@ -12901,14 +11508,12 @@
           <w:spacing w:val="5"/>
           <w:position w:val="2"/>
         </w:rPr>
-        <w:t> </w:t>
       </w:r>
       <w:r>
         <w:rPr>
           <w:rFonts w:ascii="Book Antiqua" w:eastAsia="Book Antiqua"/>
           <w:position w:val="2"/>
         </w:rPr>
-        <w:t>OCR</w:t>
       </w:r>
       <w:r>
         <w:rPr>
@@ -12916,7 +11521,6 @@
           <w:spacing w:val="5"/>
           <w:position w:val="2"/>
         </w:rPr>
-        <w:t> </w:t>
       </w:r>
       <w:r>
         <w:rPr>
@@ -12924,7 +11528,6 @@
           <w:spacing w:val="-2"/>
           <w:position w:val="2"/>
         </w:rPr>
-        <w:t>Scanner</w:t>
       </w:r>
     </w:p>
     <w:p>
@@ -12940,56 +11543,13 @@
         <w:rPr>
           <w:sz w:val="21"/>
         </w:rPr>
-        <w:drawing>
-          <wp:anchor distT="0" distB="0" distL="0" distR="0" allowOverlap="1" layoutInCell="1" locked="0" behindDoc="0" simplePos="0" relativeHeight="15736832">
-            <wp:simplePos x="0" y="0"/>
-            <wp:positionH relativeFrom="page">
-              <wp:posOffset>2696584</wp:posOffset>
-            </wp:positionH>
-            <wp:positionV relativeFrom="paragraph">
-              <wp:posOffset>83604</wp:posOffset>
-            </wp:positionV>
-            <wp:extent cx="664273" cy="128873"/>
-            <wp:effectExtent l="0" t="0" r="0" b="0"/>
-            <wp:wrapNone/>
-            <wp:docPr id="76" name="Image 76"/>
-            <wp:cNvGraphicFramePr>
-              <a:graphicFrameLocks/>
-            </wp:cNvGraphicFramePr>
-            <a:graphic>
-              <a:graphicData uri="http://schemas.openxmlformats.org/drawingml/2006/picture">
-                <pic:pic>
-                  <pic:nvPicPr>
-                    <pic:cNvPr id="76" name="Image 76"/>
-                    <pic:cNvPicPr/>
-                  </pic:nvPicPr>
-                  <pic:blipFill>
-                    <a:blip r:embed="rId41" cstate="print"/>
-                    <a:stretch>
-                      <a:fillRect/>
-                    </a:stretch>
-                  </pic:blipFill>
-                  <pic:spPr>
-                    <a:xfrm>
-                      <a:off x="0" y="0"/>
-                      <a:ext cx="664273" cy="128873"/>
-                    </a:xfrm>
-                    <a:prstGeom prst="rect">
-                      <a:avLst/>
-                    </a:prstGeom>
-                  </pic:spPr>
-                </pic:pic>
-              </a:graphicData>
-            </a:graphic>
-          </wp:anchor>
-        </w:drawing>
+        <w:t>职责：</w:t>
       </w:r>
       <w:r>
         <w:rPr>
           <w:spacing w:val="-10"/>
           <w:sz w:val="21"/>
         </w:rPr>
-        <w:t>：</w:t>
       </w:r>
     </w:p>
     <w:p>
@@ -13014,7 +11574,7 @@
           <w:spacing w:val="-2"/>
           <w:sz w:val="21"/>
         </w:rPr>
-        <w:t>采⽤</w:t>
+        <w:t>接入 OCR 文字识别能力，提升设备检测和信息录入效率。</w:t>
       </w:r>
       <w:r>
         <w:rPr>
@@ -13022,14 +11582,12 @@
           <w:spacing w:val="-2"/>
           <w:sz w:val="21"/>
         </w:rPr>
-        <w:t>OCR</w:t>
       </w:r>
       <w:r>
         <w:rPr>
           <w:spacing w:val="-3"/>
           <w:sz w:val="21"/>
         </w:rPr>
-        <w:t>技术实现⽂字识别，提升了检测效率。</w:t>
       </w:r>
     </w:p>
     <w:p>
@@ -13054,7 +11612,7 @@
           <w:spacing w:val="-1"/>
           <w:sz w:val="21"/>
         </w:rPr>
-        <w:t>实现了复杂的⼿势滑动和点击操作，增强了⽤户交互体验。</w:t>
+        <w:t>实现手势滑动、点击等复杂交互流程，优化检测步骤体验。</w:t>
       </w:r>
     </w:p>
     <w:p>
@@ -13079,12 +11637,12 @@
           <w:spacing w:val="-1"/>
           <w:sz w:val="21"/>
         </w:rPr>
-        <w:t>动态⻚⾯跳转，提升了应⽤的灵活性和可操作性。</w:t>
+        <w:t>实现动态页面跳转和流程编排，提升检测流程灵活性。</w:t>
       </w:r>
     </w:p>
     <w:p>
       <w:pPr>
-        <w:pStyle w:val="BodyText"/>
+        <w:pStyle w:val="Heading1"/>
         <w:spacing w:before="14"/>
         <w:ind w:left="0" w:firstLine="0"/>
         <w:rPr>
@@ -13095,49 +11653,7 @@
         <w:rPr>
           <w:sz w:val="13"/>
         </w:rPr>
-        <w:drawing>
-          <wp:anchor distT="0" distB="0" distL="0" distR="0" allowOverlap="1" layoutInCell="1" locked="0" behindDoc="1" simplePos="0" relativeHeight="487589888">
-            <wp:simplePos x="0" y="0"/>
-            <wp:positionH relativeFrom="page">
-              <wp:posOffset>2696422</wp:posOffset>
-            </wp:positionH>
-            <wp:positionV relativeFrom="paragraph">
-              <wp:posOffset>176506</wp:posOffset>
-            </wp:positionV>
-            <wp:extent cx="926677" cy="128587"/>
-            <wp:effectExtent l="0" t="0" r="0" b="0"/>
-            <wp:wrapTopAndBottom/>
-            <wp:docPr id="77" name="Image 77"/>
-            <wp:cNvGraphicFramePr>
-              <a:graphicFrameLocks/>
-            </wp:cNvGraphicFramePr>
-            <a:graphic>
-              <a:graphicData uri="http://schemas.openxmlformats.org/drawingml/2006/picture">
-                <pic:pic>
-                  <pic:nvPicPr>
-                    <pic:cNvPr id="77" name="Image 77"/>
-                    <pic:cNvPicPr/>
-                  </pic:nvPicPr>
-                  <pic:blipFill>
-                    <a:blip r:embed="rId42" cstate="print"/>
-                    <a:stretch>
-                      <a:fillRect/>
-                    </a:stretch>
-                  </pic:blipFill>
-                  <pic:spPr>
-                    <a:xfrm>
-                      <a:off x="0" y="0"/>
-                      <a:ext cx="926677" cy="128587"/>
-                    </a:xfrm>
-                    <a:prstGeom prst="rect">
-                      <a:avLst/>
-                    </a:prstGeom>
-                  </pic:spPr>
-                </pic:pic>
-              </a:graphicData>
-            </a:graphic>
-          </wp:anchor>
-        </w:drawing>
+        <w:t>音乐平台</w:t>
       </w:r>
     </w:p>
     <w:p>
@@ -13150,13 +11666,12 @@
         <w:rPr>
           <w:spacing w:val="-2"/>
         </w:rPr>
-        <w:t>简介：⼀款提供⾳乐播放和视频教程的⾳乐平台，也可以在线上报名参加⾳乐⽐</w:t>
+        <w:t>简介：音乐播放与视频教程平台，支持线上报名参加音乐比赛。</w:t>
       </w:r>
       <w:r>
         <w:rPr>
           <w:spacing w:val="-6"/>
         </w:rPr>
-        <w:t>赛。</w:t>
       </w:r>
     </w:p>
     <w:p>
@@ -13171,41 +11686,7 @@
       </w:pPr>
       <w:r>
         <w:rPr/>
-        <w:drawing>
-          <wp:inline distT="0" distB="0" distL="0" distR="0">
-            <wp:extent cx="395392" cy="127920"/>
-            <wp:effectExtent l="0" t="0" r="0" b="0"/>
-            <wp:docPr id="78" name="Image 78"/>
-            <wp:cNvGraphicFramePr>
-              <a:graphicFrameLocks/>
-            </wp:cNvGraphicFramePr>
-            <a:graphic>
-              <a:graphicData uri="http://schemas.openxmlformats.org/drawingml/2006/picture">
-                <pic:pic>
-                  <pic:nvPicPr>
-                    <pic:cNvPr id="78" name="Image 78"/>
-                    <pic:cNvPicPr/>
-                  </pic:nvPicPr>
-                  <pic:blipFill>
-                    <a:blip r:embed="rId43" cstate="print"/>
-                    <a:stretch>
-                      <a:fillRect/>
-                    </a:stretch>
-                  </pic:blipFill>
-                  <pic:spPr>
-                    <a:xfrm>
-                      <a:off x="0" y="0"/>
-                      <a:ext cx="395392" cy="127920"/>
-                    </a:xfrm>
-                    <a:prstGeom prst="rect">
-                      <a:avLst/>
-                    </a:prstGeom>
-                  </pic:spPr>
-                </pic:pic>
-              </a:graphicData>
-            </a:graphic>
-          </wp:inline>
-        </w:drawing>
+        <w:t>技术栈：Objective-C, MVC, JavaScript Injection, MJRefresh</w:t>
       </w:r>
       <w:r>
         <w:rPr/>
@@ -13215,7 +11696,6 @@
           <w:w w:val="105"/>
           <w:position w:val="2"/>
         </w:rPr>
-        <w:t>：</w:t>
       </w:r>
       <w:r>
         <w:rPr>
@@ -13223,7 +11703,6 @@
           <w:w w:val="105"/>
           <w:position w:val="2"/>
         </w:rPr>
-        <w:t> </w:t>
       </w:r>
       <w:r>
         <w:rPr>
@@ -13231,7 +11710,6 @@
           <w:w w:val="105"/>
           <w:position w:val="2"/>
         </w:rPr>
-        <w:t>Objective-C,</w:t>
       </w:r>
       <w:r>
         <w:rPr>
@@ -13240,7 +11718,6 @@
           <w:w w:val="105"/>
           <w:position w:val="2"/>
         </w:rPr>
-        <w:t> </w:t>
       </w:r>
       <w:r>
         <w:rPr>
@@ -13248,7 +11725,6 @@
           <w:w w:val="105"/>
           <w:position w:val="2"/>
         </w:rPr>
-        <w:t>MVC,</w:t>
       </w:r>
       <w:r>
         <w:rPr>
@@ -13257,7 +11733,6 @@
           <w:w w:val="105"/>
           <w:position w:val="2"/>
         </w:rPr>
-        <w:t> </w:t>
       </w:r>
       <w:r>
         <w:rPr>
@@ -13265,7 +11740,6 @@
           <w:w w:val="105"/>
           <w:position w:val="2"/>
         </w:rPr>
-        <w:t>JavaScript</w:t>
       </w:r>
       <w:r>
         <w:rPr>
@@ -13274,7 +11748,6 @@
           <w:w w:val="105"/>
           <w:position w:val="2"/>
         </w:rPr>
-        <w:t> </w:t>
       </w:r>
       <w:r>
         <w:rPr>
@@ -13282,7 +11755,6 @@
           <w:w w:val="105"/>
           <w:position w:val="2"/>
         </w:rPr>
-        <w:t>injection,</w:t>
       </w:r>
       <w:r>
         <w:rPr>
@@ -13291,7 +11763,6 @@
           <w:w w:val="105"/>
           <w:position w:val="2"/>
         </w:rPr>
-        <w:t> </w:t>
       </w:r>
       <w:r>
         <w:rPr>
@@ -13300,7 +11771,6 @@
           <w:w w:val="105"/>
           <w:position w:val="2"/>
         </w:rPr>
-        <w:t>MJRrefresh</w:t>
       </w:r>
     </w:p>
     <w:p>
@@ -13316,56 +11786,13 @@
         <w:rPr>
           <w:sz w:val="21"/>
         </w:rPr>
-        <w:drawing>
-          <wp:anchor distT="0" distB="0" distL="0" distR="0" allowOverlap="1" layoutInCell="1" locked="0" behindDoc="0" simplePos="0" relativeHeight="15737344">
-            <wp:simplePos x="0" y="0"/>
-            <wp:positionH relativeFrom="page">
-              <wp:posOffset>2696584</wp:posOffset>
-            </wp:positionH>
-            <wp:positionV relativeFrom="paragraph">
-              <wp:posOffset>83872</wp:posOffset>
-            </wp:positionV>
-            <wp:extent cx="664273" cy="128873"/>
-            <wp:effectExtent l="0" t="0" r="0" b="0"/>
-            <wp:wrapNone/>
-            <wp:docPr id="79" name="Image 79"/>
-            <wp:cNvGraphicFramePr>
-              <a:graphicFrameLocks/>
-            </wp:cNvGraphicFramePr>
-            <a:graphic>
-              <a:graphicData uri="http://schemas.openxmlformats.org/drawingml/2006/picture">
-                <pic:pic>
-                  <pic:nvPicPr>
-                    <pic:cNvPr id="79" name="Image 79"/>
-                    <pic:cNvPicPr/>
-                  </pic:nvPicPr>
-                  <pic:blipFill>
-                    <a:blip r:embed="rId44" cstate="print"/>
-                    <a:stretch>
-                      <a:fillRect/>
-                    </a:stretch>
-                  </pic:blipFill>
-                  <pic:spPr>
-                    <a:xfrm>
-                      <a:off x="0" y="0"/>
-                      <a:ext cx="664273" cy="128873"/>
-                    </a:xfrm>
-                    <a:prstGeom prst="rect">
-                      <a:avLst/>
-                    </a:prstGeom>
-                  </pic:spPr>
-                </pic:pic>
-              </a:graphicData>
-            </a:graphic>
-          </wp:anchor>
-        </w:drawing>
+        <w:t>职责：</w:t>
       </w:r>
       <w:r>
         <w:rPr>
           <w:spacing w:val="-10"/>
           <w:sz w:val="21"/>
         </w:rPr>
-        <w:t>：</w:t>
       </w:r>
     </w:p>
     <w:p>
@@ -13390,7 +11817,7 @@
           <w:spacing w:val="-1"/>
           <w:sz w:val="21"/>
         </w:rPr>
-        <w:t>开发了功能⻬全的视频播放控件，⽀持⼿势操作和多种播放模式。</w:t>
+        <w:t>开发自定义视频播放控件，支持手势操作和多种播放模式。</w:t>
       </w:r>
     </w:p>
     <w:p>
@@ -13416,14 +11843,13 @@
           <w:spacing w:val="-2"/>
           <w:sz w:val="21"/>
         </w:rPr>
-        <w:t>HTML/CSS</w:t>
+        <w:t>通过 HTML/CSS 注入优化网页图片适配，提升内容展示效果。</w:t>
       </w:r>
       <w:r>
         <w:rPr>
           <w:spacing w:val="-3"/>
           <w:sz w:val="21"/>
         </w:rPr>
-        <w:t>代码注⼊技术，使⽹⻚图⽚适配更加灵活，提升了⽤户体验。</w:t>
       </w:r>
     </w:p>
     <w:p>
@@ -13448,7 +11874,7 @@
           <w:spacing w:val="-1"/>
           <w:sz w:val="21"/>
         </w:rPr>
-        <w:t>实现了多种视频播放控制功能，增加了⽤户对视频内容的控制⼒。</w:t>
+        <w:t>完善视频播放控制能力，提升用户对课程和教程内容的操作体验。</w:t>
       </w:r>
     </w:p>
     <w:sectPr>
